--- a/Training Results.docx
+++ b/Training Results.docx
@@ -27,10 +27,10 @@
           <w:lang w:val="en-ZA"/>
         </w:rPr>
         <w:drawing>
-          <wp:inline distT="0" distB="0" distL="0" distR="0" wp14:anchorId="2E9CB2C6" wp14:editId="09563E06">
-            <wp:extent cx="5731510" cy="2059305"/>
+          <wp:inline distT="0" distB="0" distL="0" distR="0" wp14:anchorId="1401F256" wp14:editId="36F07C18">
+            <wp:extent cx="5731510" cy="2210435"/>
             <wp:effectExtent l="0" t="0" r="2540" b="0"/>
-            <wp:docPr id="1989891674" name="Picture 1" descr="A screen shot of a black screen&#10;&#10;AI-generated content may be incorrect."/>
+            <wp:docPr id="1796490957" name="Picture 1" descr="A screenshot of a computer screen&#10;&#10;AI-generated content may be incorrect."/>
             <wp:cNvGraphicFramePr>
               <a:graphicFrameLocks xmlns:a="http://schemas.openxmlformats.org/drawingml/2006/main" noChangeAspect="1"/>
             </wp:cNvGraphicFramePr>
@@ -38,7 +38,7 @@
               <a:graphicData uri="http://schemas.openxmlformats.org/drawingml/2006/picture">
                 <pic:pic xmlns:pic="http://schemas.openxmlformats.org/drawingml/2006/picture">
                   <pic:nvPicPr>
-                    <pic:cNvPr id="1989891674" name="Picture 1" descr="A screen shot of a black screen&#10;&#10;AI-generated content may be incorrect."/>
+                    <pic:cNvPr id="1796490957" name="Picture 1" descr="A screenshot of a computer screen&#10;&#10;AI-generated content may be incorrect."/>
                     <pic:cNvPicPr/>
                   </pic:nvPicPr>
                   <pic:blipFill>
@@ -50,7 +50,7 @@
                   <pic:spPr>
                     <a:xfrm>
                       <a:off x="0" y="0"/>
-                      <a:ext cx="5731510" cy="2059305"/>
+                      <a:ext cx="5731510" cy="2210435"/>
                     </a:xfrm>
                     <a:prstGeom prst="rect">
                       <a:avLst/>
@@ -88,10 +88,10 @@
           <w:lang w:val="en-ZA"/>
         </w:rPr>
         <w:drawing>
-          <wp:inline distT="0" distB="0" distL="0" distR="0" wp14:anchorId="4FFDF5A2" wp14:editId="4D7BA1C0">
+          <wp:inline distT="0" distB="0" distL="0" distR="0" wp14:anchorId="1AA53E63" wp14:editId="68B296C6">
             <wp:extent cx="5731510" cy="2836545"/>
             <wp:effectExtent l="0" t="0" r="2540" b="1905"/>
-            <wp:docPr id="276880024" name="Picture 1" descr="A graph of different colors and numbers&#10;&#10;AI-generated content may be incorrect."/>
+            <wp:docPr id="1520585972" name="Picture 1" descr="A graph of different colored lines&#10;&#10;AI-generated content may be incorrect."/>
             <wp:cNvGraphicFramePr>
               <a:graphicFrameLocks xmlns:a="http://schemas.openxmlformats.org/drawingml/2006/main" noChangeAspect="1"/>
             </wp:cNvGraphicFramePr>
@@ -99,7 +99,7 @@
               <a:graphicData uri="http://schemas.openxmlformats.org/drawingml/2006/picture">
                 <pic:pic xmlns:pic="http://schemas.openxmlformats.org/drawingml/2006/picture">
                   <pic:nvPicPr>
-                    <pic:cNvPr id="276880024" name="Picture 1" descr="A graph of different colors and numbers&#10;&#10;AI-generated content may be incorrect."/>
+                    <pic:cNvPr id="1520585972" name="Picture 1" descr="A graph of different colored lines&#10;&#10;AI-generated content may be incorrect."/>
                     <pic:cNvPicPr/>
                   </pic:nvPicPr>
                   <pic:blipFill>
